--- a/intro.docx
+++ b/intro.docx
@@ -585,6 +585,7 @@
     </w:p>
     <w:p>
       <w:pPr>
+        <w:spacing w:line="480" w:lineRule="auto"/>
         <w:ind w:firstLine="720"/>
         <w:rPr>
           <w:rFonts w:ascii="Times New Roman" w:hAnsi="Times New Roman" w:cs="Times New Roman"/>
@@ -595,10 +596,491 @@
           <w:rFonts w:ascii="Times New Roman" w:hAnsi="Times New Roman" w:cs="Times New Roman"/>
         </w:rPr>
         <w:t xml:space="preserve">Researchers have also investigated the impact of interest groups on </w:t>
+      </w:r>
+      <w:r>
+        <w:rPr>
+          <w:rFonts w:ascii="Times New Roman" w:hAnsi="Times New Roman" w:cs="Times New Roman"/>
+        </w:rPr>
+        <w:t>bill success</w:t>
+      </w:r>
+      <w:r>
+        <w:rPr>
+          <w:rFonts w:ascii="Times New Roman" w:hAnsi="Times New Roman" w:cs="Times New Roman"/>
+        </w:rPr>
+        <w:t xml:space="preserve">. One study exploited a rule in the California state legislature that allowed extra-legislative groups to be listed as the sponsor of bills to track the influence of lobbyists and interest groups. The study </w:t>
+      </w:r>
+      <w:r>
+        <w:rPr>
+          <w:rFonts w:ascii="Times New Roman" w:hAnsi="Times New Roman" w:cs="Times New Roman"/>
+        </w:rPr>
+        <w:lastRenderedPageBreak/>
+        <w:t xml:space="preserve">found that over 60% of bills passed as law were group-sponsored, and, using OLS regression, found that group sponsorship was significantly related to bill passage (Kroeger 2022). Bipartisanship has also been a subject of research, with studies </w:t>
+      </w:r>
+      <w:r>
+        <w:rPr>
+          <w:rFonts w:ascii="Times New Roman" w:hAnsi="Times New Roman" w:cs="Times New Roman"/>
+        </w:rPr>
+        <w:t>finding it a strong and positive influence on bill passage, allowing it to surpass other sponsorship advantages</w:t>
+      </w:r>
+      <w:r>
+        <w:rPr>
+          <w:rFonts w:ascii="Times New Roman" w:hAnsi="Times New Roman" w:cs="Times New Roman"/>
+        </w:rPr>
+        <w:t xml:space="preserve">, such as majority-party affiliation (Harbridge-Young, Volden, and Wiseman 2023) </w:t>
+      </w:r>
+      <w:r>
+        <w:rPr>
+          <w:rFonts w:ascii="Times New Roman" w:hAnsi="Times New Roman" w:cs="Times New Roman"/>
+        </w:rPr>
+        <w:t xml:space="preserve">(Curry and Lee 2019). </w:t>
       </w:r>
     </w:p>
     <w:p>
       <w:pPr>
+        <w:spacing w:line="480" w:lineRule="auto"/>
+        <w:ind w:firstLine="720"/>
+        <w:rPr>
+          <w:rFonts w:ascii="Times New Roman" w:hAnsi="Times New Roman" w:cs="Times New Roman"/>
+        </w:rPr>
+      </w:pPr>
+      <w:r>
+        <w:rPr>
+          <w:rFonts w:ascii="Times New Roman" w:hAnsi="Times New Roman" w:cs="Times New Roman"/>
+        </w:rPr>
+        <w:t xml:space="preserve">While much of the literature has examined the influence of sponsorship characteristics on bill success, some researchers have begun examining the effects of bill-level characteristics. Callaghan and Karch </w:t>
+      </w:r>
+      <w:r>
+        <w:rPr>
+          <w:rFonts w:ascii="Times New Roman" w:hAnsi="Times New Roman" w:cs="Times New Roman"/>
+        </w:rPr>
+        <w:t>compared</w:t>
+      </w:r>
+      <w:r>
+        <w:rPr>
+          <w:rFonts w:ascii="Times New Roman" w:hAnsi="Times New Roman" w:cs="Times New Roman"/>
+        </w:rPr>
+        <w:t xml:space="preserve"> the progression of </w:t>
+      </w:r>
+      <w:r>
+        <w:rPr>
+          <w:rFonts w:ascii="Times New Roman" w:hAnsi="Times New Roman" w:cs="Times New Roman"/>
+        </w:rPr>
+        <w:t xml:space="preserve">various types of </w:t>
+      </w:r>
+      <w:r>
+        <w:rPr>
+          <w:rFonts w:ascii="Times New Roman" w:hAnsi="Times New Roman" w:cs="Times New Roman"/>
+        </w:rPr>
+        <w:t>state-level legislation that challenged the authority of the national government</w:t>
+      </w:r>
+      <w:r>
+        <w:rPr>
+          <w:rFonts w:ascii="Times New Roman" w:hAnsi="Times New Roman" w:cs="Times New Roman"/>
+        </w:rPr>
+        <w:t xml:space="preserve"> against non-federalism legislation (Callaghan and Karch 2021)</w:t>
+      </w:r>
+      <w:r>
+        <w:rPr>
+          <w:rFonts w:ascii="Times New Roman" w:hAnsi="Times New Roman" w:cs="Times New Roman"/>
+        </w:rPr>
+        <w:t xml:space="preserve">. </w:t>
+      </w:r>
+      <w:r>
+        <w:rPr>
+          <w:rFonts w:ascii="Times New Roman" w:hAnsi="Times New Roman" w:cs="Times New Roman"/>
+        </w:rPr>
+        <w:t xml:space="preserve">They made a dataset of over 5,000 bills across multiple state legislatures that documented various bill content features, such as the level of resistance to national government, alongside sponsor and state-level characteristics, such as the number of cosponsors and institutional rules. </w:t>
+      </w:r>
+      <w:r>
+        <w:rPr>
+          <w:rFonts w:ascii="Times New Roman" w:hAnsi="Times New Roman" w:cs="Times New Roman"/>
+        </w:rPr>
+        <w:t>Th</w:t>
+      </w:r>
+      <w:r>
+        <w:rPr>
+          <w:rFonts w:ascii="Times New Roman" w:hAnsi="Times New Roman" w:cs="Times New Roman"/>
+        </w:rPr>
+        <w:t>eir logistic regression models</w:t>
+      </w:r>
+      <w:r>
+        <w:rPr>
+          <w:rFonts w:ascii="Times New Roman" w:hAnsi="Times New Roman" w:cs="Times New Roman"/>
+        </w:rPr>
+        <w:t xml:space="preserve"> found </w:t>
+      </w:r>
+      <w:r>
+        <w:rPr>
+          <w:rFonts w:ascii="Times New Roman" w:hAnsi="Times New Roman" w:cs="Times New Roman"/>
+        </w:rPr>
+        <w:t xml:space="preserve">that bills that differ from national policy but have their own legal framework progress the furthest of the federalism-related bills, but none of the federalism </w:t>
+      </w:r>
+      <w:r>
+        <w:rPr>
+          <w:rFonts w:ascii="Times New Roman" w:hAnsi="Times New Roman" w:cs="Times New Roman"/>
+        </w:rPr>
+        <w:t xml:space="preserve">bill-types </w:t>
+      </w:r>
+      <w:r>
+        <w:rPr>
+          <w:rFonts w:ascii="Times New Roman" w:hAnsi="Times New Roman" w:cs="Times New Roman"/>
+        </w:rPr>
+        <w:t>progress as far as non-federalism bills.</w:t>
+      </w:r>
+      <w:r>
+        <w:rPr>
+          <w:rFonts w:ascii="Times New Roman" w:hAnsi="Times New Roman" w:cs="Times New Roman"/>
+        </w:rPr>
+        <w:t xml:space="preserve"> Their results also support the advantage of majority party affiliation, bipartisanship sponsorship, and the number of cosponsors on bill success. </w:t>
+      </w:r>
+      <w:r>
+        <w:rPr>
+          <w:rFonts w:ascii="Times New Roman" w:hAnsi="Times New Roman" w:cs="Times New Roman"/>
+        </w:rPr>
+        <w:t xml:space="preserve">Callaghan and Karch’s work illustrated the importance of bill content as an explanatory factor of bill passage. This paper expands on their work by investigating the effects of multiple subject matters within a single state legislature, further solidifying the impact of bill content on passage. </w:t>
+      </w:r>
+    </w:p>
+    <w:p>
+      <w:pPr>
+        <w:spacing w:line="480" w:lineRule="auto"/>
+        <w:ind w:firstLine="720"/>
+        <w:rPr>
+          <w:rFonts w:ascii="Times New Roman" w:hAnsi="Times New Roman" w:cs="Times New Roman"/>
+        </w:rPr>
+      </w:pPr>
+      <w:r>
+        <w:rPr>
+          <w:rFonts w:ascii="Times New Roman" w:hAnsi="Times New Roman" w:cs="Times New Roman"/>
+        </w:rPr>
+        <w:t xml:space="preserve">Another study </w:t>
+      </w:r>
+      <w:r>
+        <w:rPr>
+          <w:rFonts w:ascii="Times New Roman" w:hAnsi="Times New Roman" w:cs="Times New Roman"/>
+        </w:rPr>
+        <w:t xml:space="preserve">by Conely in 2025 </w:t>
+      </w:r>
+      <w:r>
+        <w:rPr>
+          <w:rFonts w:ascii="Times New Roman" w:hAnsi="Times New Roman" w:cs="Times New Roman"/>
+        </w:rPr>
+        <w:t>look</w:t>
+      </w:r>
+      <w:r>
+        <w:rPr>
+          <w:rFonts w:ascii="Times New Roman" w:hAnsi="Times New Roman" w:cs="Times New Roman"/>
+        </w:rPr>
+        <w:t>ed</w:t>
+      </w:r>
+      <w:r>
+        <w:rPr>
+          <w:rFonts w:ascii="Times New Roman" w:hAnsi="Times New Roman" w:cs="Times New Roman"/>
+        </w:rPr>
+        <w:t xml:space="preserve"> at federal legislation that was related to behavioral health introduced between 2011 and 2023 to determine what legislator characteristics influence behavioral health bill success. They used multilevel logi</w:t>
+      </w:r>
+      <w:r>
+        <w:rPr>
+          <w:rFonts w:ascii="Times New Roman" w:hAnsi="Times New Roman" w:cs="Times New Roman"/>
+        </w:rPr>
+        <w:t>s</w:t>
+      </w:r>
+      <w:r>
+        <w:rPr>
+          <w:rFonts w:ascii="Times New Roman" w:hAnsi="Times New Roman" w:cs="Times New Roman"/>
+        </w:rPr>
+        <w:t>t</w:t>
+      </w:r>
+      <w:r>
+        <w:rPr>
+          <w:rFonts w:ascii="Times New Roman" w:hAnsi="Times New Roman" w:cs="Times New Roman"/>
+        </w:rPr>
+        <w:t>ic</w:t>
+      </w:r>
+      <w:r>
+        <w:rPr>
+          <w:rFonts w:ascii="Times New Roman" w:hAnsi="Times New Roman" w:cs="Times New Roman"/>
+        </w:rPr>
+        <w:t xml:space="preserve"> regression to determine </w:t>
+      </w:r>
+      <w:r>
+        <w:rPr>
+          <w:rFonts w:ascii="Times New Roman" w:hAnsi="Times New Roman" w:cs="Times New Roman"/>
+        </w:rPr>
+        <w:lastRenderedPageBreak/>
+        <w:t>what factors affected bill passage. It found that a representative’s age, gender, political party, intra-party status, position (chairman), race</w:t>
+      </w:r>
+      <w:r>
+        <w:rPr>
+          <w:rFonts w:ascii="Times New Roman" w:hAnsi="Times New Roman" w:cs="Times New Roman"/>
+        </w:rPr>
+        <w:t>,</w:t>
+      </w:r>
+      <w:r>
+        <w:rPr>
+          <w:rFonts w:ascii="Times New Roman" w:hAnsi="Times New Roman" w:cs="Times New Roman"/>
+        </w:rPr>
+        <w:t xml:space="preserve"> and religion were associated with behavioral health bill status</w:t>
+      </w:r>
+      <w:r>
+        <w:rPr>
+          <w:rFonts w:ascii="Times New Roman" w:hAnsi="Times New Roman" w:cs="Times New Roman"/>
+        </w:rPr>
+        <w:t xml:space="preserve"> (Conely 2025). By restricting the bills to a single subject matter, the study contributed to the investigation of bill-level factors as influences on bill passage. However, the study only focuses on sponsor characteristics within the subject matter. </w:t>
+      </w:r>
+    </w:p>
+    <w:p>
+      <w:pPr>
+        <w:spacing w:line="480" w:lineRule="auto"/>
+        <w:ind w:firstLine="720"/>
+        <w:rPr>
+          <w:rFonts w:ascii="Times New Roman" w:hAnsi="Times New Roman" w:cs="Times New Roman"/>
+        </w:rPr>
+      </w:pPr>
+      <w:r>
+        <w:rPr>
+          <w:rFonts w:ascii="Times New Roman" w:hAnsi="Times New Roman" w:cs="Times New Roman"/>
+        </w:rPr>
+        <w:t xml:space="preserve">This paper expands on the existing literature in </w:t>
+      </w:r>
+      <w:r>
+        <w:rPr>
+          <w:rFonts w:ascii="Times New Roman" w:hAnsi="Times New Roman" w:cs="Times New Roman"/>
+        </w:rPr>
+        <w:t>two</w:t>
+      </w:r>
+      <w:r>
+        <w:rPr>
+          <w:rFonts w:ascii="Times New Roman" w:hAnsi="Times New Roman" w:cs="Times New Roman"/>
+        </w:rPr>
+        <w:t xml:space="preserve"> ways. First, it </w:t>
+      </w:r>
+      <w:r>
+        <w:rPr>
+          <w:rFonts w:ascii="Times New Roman" w:hAnsi="Times New Roman" w:cs="Times New Roman"/>
+        </w:rPr>
+        <w:t xml:space="preserve">utilizes a bill-level unit of analysis, examining bill content factors over 10 years of general session legislation. Most studies within the literature focus on </w:t>
+      </w:r>
+      <w:r>
+        <w:rPr>
+          <w:rFonts w:ascii="Times New Roman" w:hAnsi="Times New Roman" w:cs="Times New Roman"/>
+        </w:rPr>
+        <w:t xml:space="preserve">legislators as their research subjects, analyzing the effects of party affiliation, legislative positions, and demographics on the legislators' ability to pass bills. This paper instead looks directly at a bill’s content </w:t>
+      </w:r>
+      <w:r>
+        <w:rPr>
+          <w:rFonts w:ascii="Times New Roman" w:hAnsi="Times New Roman" w:cs="Times New Roman"/>
+        </w:rPr>
+        <w:t xml:space="preserve">via its subject matter and amount of money appropriated to determine the influence of bill-content factors on a bill’s legislative success. </w:t>
+      </w:r>
+      <w:r>
+        <w:rPr>
+          <w:rFonts w:ascii="Times New Roman" w:hAnsi="Times New Roman" w:cs="Times New Roman"/>
+        </w:rPr>
+        <w:t xml:space="preserve">By doing so, this paper fills the gap </w:t>
+      </w:r>
+      <w:r>
+        <w:rPr>
+          <w:rFonts w:ascii="Times New Roman" w:hAnsi="Times New Roman" w:cs="Times New Roman"/>
+        </w:rPr>
+        <w:t>in</w:t>
+      </w:r>
+      <w:r>
+        <w:rPr>
+          <w:rFonts w:ascii="Times New Roman" w:hAnsi="Times New Roman" w:cs="Times New Roman"/>
+        </w:rPr>
+        <w:t xml:space="preserve"> direct bill characteristics research and can provide insights into the effects of subject matter and money on legislative success. </w:t>
+      </w:r>
+    </w:p>
+    <w:p>
+      <w:pPr>
+        <w:spacing w:line="480" w:lineRule="auto"/>
+        <w:ind w:firstLine="720"/>
+        <w:rPr>
+          <w:rFonts w:ascii="Times New Roman" w:hAnsi="Times New Roman" w:cs="Times New Roman"/>
+        </w:rPr>
+      </w:pPr>
+      <w:r>
+        <w:rPr>
+          <w:rFonts w:ascii="Times New Roman" w:hAnsi="Times New Roman" w:cs="Times New Roman"/>
+        </w:rPr>
+        <w:t xml:space="preserve">Second, this paper is constrained to only a single state. The literature is split between federal and state-to-state analysis. Federal legislative research is useful in controlling state-level institutional factors, such as differences in rules or the controlling party, while still having a large sample of bills to analyze. </w:t>
+      </w:r>
+      <w:r>
+        <w:rPr>
+          <w:rFonts w:ascii="Times New Roman" w:hAnsi="Times New Roman" w:cs="Times New Roman"/>
+        </w:rPr>
+        <w:t>Multi-state</w:t>
+      </w:r>
+      <w:r>
+        <w:rPr>
+          <w:rFonts w:ascii="Times New Roman" w:hAnsi="Times New Roman" w:cs="Times New Roman"/>
+        </w:rPr>
+        <w:t xml:space="preserve"> comparison captures a larger sample of bills and can therefore be more representative of true legislative procedures due to the variances in state legislatures</w:t>
+      </w:r>
+      <w:r>
+        <w:rPr>
+          <w:rFonts w:ascii="Times New Roman" w:hAnsi="Times New Roman" w:cs="Times New Roman"/>
+        </w:rPr>
+        <w:t>.</w:t>
+      </w:r>
+      <w:r>
+        <w:rPr>
+          <w:rFonts w:ascii="Times New Roman" w:hAnsi="Times New Roman" w:cs="Times New Roman"/>
+        </w:rPr>
+        <w:t xml:space="preserve"> </w:t>
+      </w:r>
+      <w:r>
+        <w:rPr>
+          <w:rFonts w:ascii="Times New Roman" w:hAnsi="Times New Roman" w:cs="Times New Roman"/>
+        </w:rPr>
+        <w:t xml:space="preserve">However, the </w:t>
+      </w:r>
+      <w:r>
+        <w:rPr>
+          <w:rFonts w:ascii="Times New Roman" w:hAnsi="Times New Roman" w:cs="Times New Roman"/>
+        </w:rPr>
+        <w:t>number</w:t>
+      </w:r>
+      <w:r>
+        <w:rPr>
+          <w:rFonts w:ascii="Times New Roman" w:hAnsi="Times New Roman" w:cs="Times New Roman"/>
+        </w:rPr>
+        <w:t xml:space="preserve"> of controls required for multi-state analysis makes it difficult to assess more than one subject matter</w:t>
+      </w:r>
+      <w:r>
+        <w:rPr>
+          <w:rFonts w:ascii="Times New Roman" w:hAnsi="Times New Roman" w:cs="Times New Roman"/>
+        </w:rPr>
+        <w:t xml:space="preserve">. By utilizing bills from only one state over time, this paper </w:t>
+      </w:r>
+      <w:r>
+        <w:rPr>
+          <w:rFonts w:ascii="Times New Roman" w:hAnsi="Times New Roman" w:cs="Times New Roman"/>
+        </w:rPr>
+        <w:t xml:space="preserve">does not need to control for inter-state differences while still having a large enough sample size to run meaningful analyses. </w:t>
+      </w:r>
+      <w:r>
+        <w:rPr>
+          <w:rFonts w:ascii="Times New Roman" w:hAnsi="Times New Roman" w:cs="Times New Roman"/>
+        </w:rPr>
+        <w:t>Utah is also an interesting case study: t</w:t>
+      </w:r>
+      <w:r>
+        <w:rPr>
+          <w:rFonts w:ascii="Times New Roman" w:hAnsi="Times New Roman" w:cs="Times New Roman"/>
+        </w:rPr>
+        <w:t xml:space="preserve">he Utah Legislature has been a Republican stronghold since the late 1970’s, with </w:t>
+      </w:r>
+      <w:r>
+        <w:rPr>
+          <w:rFonts w:ascii="Times New Roman" w:hAnsi="Times New Roman" w:cs="Times New Roman"/>
+        </w:rPr>
+        <w:t>over</w:t>
+      </w:r>
+      <w:r>
+        <w:rPr>
+          <w:rFonts w:ascii="Times New Roman" w:hAnsi="Times New Roman" w:cs="Times New Roman"/>
+        </w:rPr>
+        <w:t xml:space="preserve"> 80% of the entire body being </w:t>
+      </w:r>
+      <w:r>
+        <w:rPr>
+          <w:rFonts w:ascii="Times New Roman" w:hAnsi="Times New Roman" w:cs="Times New Roman"/>
+        </w:rPr>
+        <w:lastRenderedPageBreak/>
+        <w:t>Republican in 2026 (Utah State Legislature 2026). Utah Republican delegates also tend to be somewhat more conservative than the average Utah Republican voter, while Democratic delegates align with Democratic voters, implying a larger ideological distance between the two parties in the legislature (Utah Foundation 2025)</w:t>
+      </w:r>
+      <w:r>
+        <w:rPr>
+          <w:rFonts w:ascii="Times New Roman" w:hAnsi="Times New Roman" w:cs="Times New Roman"/>
+        </w:rPr>
+        <w:t xml:space="preserve">. However, the Utah political landscape is uniquely different from typical red states, due in large part to the influence of the Church of Jesus Christ of Latter-day Saints and the </w:t>
+      </w:r>
+      <w:r>
+        <w:rPr>
+          <w:rFonts w:ascii="Times New Roman" w:hAnsi="Times New Roman" w:cs="Times New Roman"/>
+        </w:rPr>
+        <w:t>number</w:t>
+      </w:r>
+      <w:r>
+        <w:rPr>
+          <w:rFonts w:ascii="Times New Roman" w:hAnsi="Times New Roman" w:cs="Times New Roman"/>
+        </w:rPr>
+        <w:t xml:space="preserve"> of public lands within the state. </w:t>
+      </w:r>
+      <w:r>
+        <w:rPr>
+          <w:rFonts w:ascii="Times New Roman" w:hAnsi="Times New Roman" w:cs="Times New Roman"/>
+        </w:rPr>
+        <w:t xml:space="preserve">The state focuses heavily on environmental stewardship and responsible use of natural resources, which is atypical in Republican-controlled states. The religious influence of the LDS church has pushed certain topics, such as family structure and alcohol consumption, to the front of the policy agenda, departing from the typical conservative ethos that government should not be present in these issues (Cohen 2012). These facts make Utah a unique environment to analyze the effects of bill characteristics on bill passage. While limiting the analysis to Utah limits the direct </w:t>
+      </w:r>
+      <w:r>
+        <w:rPr>
+          <w:rFonts w:ascii="Times New Roman" w:hAnsi="Times New Roman" w:cs="Times New Roman"/>
+        </w:rPr>
+        <w:t>results'</w:t>
+      </w:r>
+      <w:r>
+        <w:rPr>
+          <w:rFonts w:ascii="Times New Roman" w:hAnsi="Times New Roman" w:cs="Times New Roman"/>
+        </w:rPr>
+        <w:t xml:space="preserve"> interpretability to solely Utah, the paper’s results suggest that there is value in investigating bill subject matter further</w:t>
+      </w:r>
+      <w:r>
+        <w:rPr>
+          <w:rFonts w:ascii="Times New Roman" w:hAnsi="Times New Roman" w:cs="Times New Roman"/>
+        </w:rPr>
+        <w:t xml:space="preserve">, whether it be in different states or on a higher level of analysis. </w:t>
+      </w:r>
+    </w:p>
+    <w:p>
+      <w:pPr>
+        <w:spacing w:line="480" w:lineRule="auto"/>
+        <w:rPr>
+          <w:rFonts w:ascii="Times New Roman" w:hAnsi="Times New Roman" w:cs="Times New Roman"/>
+        </w:rPr>
+      </w:pPr>
+      <w:r>
+        <w:rPr>
+          <w:rFonts w:ascii="Times New Roman" w:hAnsi="Times New Roman" w:cs="Times New Roman"/>
+        </w:rPr>
+        <w:tab/>
+        <w:t>This paper will detail the process of gathering the dataset of bill characteristics and selecti</w:t>
+      </w:r>
+      <w:r>
+        <w:rPr>
+          <w:rFonts w:ascii="Times New Roman" w:hAnsi="Times New Roman" w:cs="Times New Roman"/>
+        </w:rPr>
+        <w:t>on justifications for</w:t>
+      </w:r>
+      <w:r>
+        <w:rPr>
+          <w:rFonts w:ascii="Times New Roman" w:hAnsi="Times New Roman" w:cs="Times New Roman"/>
+        </w:rPr>
+        <w:t xml:space="preserve"> the variables </w:t>
+      </w:r>
+      <w:r>
+        <w:rPr>
+          <w:rFonts w:ascii="Times New Roman" w:hAnsi="Times New Roman" w:cs="Times New Roman"/>
+        </w:rPr>
+        <w:t>of</w:t>
+      </w:r>
+      <w:r>
+        <w:rPr>
+          <w:rFonts w:ascii="Times New Roman" w:hAnsi="Times New Roman" w:cs="Times New Roman"/>
+        </w:rPr>
+        <w:t xml:space="preserve"> analysis. It will then review the results of</w:t>
+      </w:r>
+      <w:r>
+        <w:rPr>
+          <w:rFonts w:ascii="Times New Roman" w:hAnsi="Times New Roman" w:cs="Times New Roman"/>
+        </w:rPr>
+        <w:t xml:space="preserve"> standard logistic regression models in determining the likelihood of a bill passing, as well as the likelihood of a bill reaching a certain stage within the legislative process. Finally, it will discuss the limitations of this study as well as suggestions for future research.</w:t>
+      </w:r>
+    </w:p>
+    <w:p>
+      <w:pPr>
+        <w:spacing w:line="480" w:lineRule="auto"/>
         <w:rPr>
           <w:rFonts w:ascii="Times New Roman" w:hAnsi="Times New Roman" w:cs="Times New Roman"/>
         </w:rPr>
@@ -606,473 +1088,83 @@
     </w:p>
     <w:p>
       <w:pPr>
+        <w:spacing w:line="480" w:lineRule="auto"/>
         <w:rPr>
           <w:rFonts w:ascii="Times New Roman" w:hAnsi="Times New Roman" w:cs="Times New Roman"/>
         </w:rPr>
       </w:pPr>
-      <w:r>
-        <w:rPr>
-          <w:rFonts w:ascii="Times New Roman" w:hAnsi="Times New Roman" w:cs="Times New Roman"/>
-        </w:rPr>
-        <w:t>Antecedents: what is the general literature? 3 important works</w:t>
-      </w:r>
+      <w:hyperlink r:id="rId5" w:history="1">
+        <w:r>
+          <w:rPr>
+            <w:rStyle w:val="Hyperlink"/>
+            <w:rFonts w:ascii="Times New Roman" w:hAnsi="Times New Roman" w:cs="Times New Roman"/>
+          </w:rPr>
+          <w:t>https://www.utahfoundation.org/wp-content/uploads/rr828.pdf</w:t>
+        </w:r>
+      </w:hyperlink>
     </w:p>
     <w:p>
       <w:pPr>
-        <w:pStyle w:val="ListParagraph"/>
-        <w:numPr>
-          <w:ilvl w:val="0"/>
-          <w:numId w:val="1"/>
-        </w:numPr>
+        <w:spacing w:line="480" w:lineRule="auto"/>
         <w:rPr>
           <w:rFonts w:ascii="Times New Roman" w:hAnsi="Times New Roman" w:cs="Times New Roman"/>
         </w:rPr>
       </w:pPr>
-      <w:r>
-        <w:rPr>
-          <w:rFonts w:ascii="Times New Roman" w:hAnsi="Times New Roman" w:cs="Times New Roman"/>
-        </w:rPr>
-        <w:lastRenderedPageBreak/>
-        <w:t>Callaghan Karch: Federalism Bill Content Success</w:t>
-      </w:r>
+      <w:hyperlink r:id="rId6" w:history="1">
+        <w:r>
+          <w:rPr>
+            <w:rStyle w:val="Hyperlink"/>
+            <w:rFonts w:ascii="Times New Roman" w:hAnsi="Times New Roman" w:cs="Times New Roman"/>
+          </w:rPr>
+          <w:t>https://www.utahfoundation.org/uploads/rr780.pdf</w:t>
+        </w:r>
+      </w:hyperlink>
     </w:p>
     <w:p>
       <w:pPr>
-        <w:pStyle w:val="ListParagraph"/>
-        <w:numPr>
-          <w:ilvl w:val="1"/>
-          <w:numId w:val="1"/>
-        </w:numPr>
+        <w:spacing w:line="480" w:lineRule="auto"/>
         <w:rPr>
           <w:rFonts w:ascii="Times New Roman" w:hAnsi="Times New Roman" w:cs="Times New Roman"/>
         </w:rPr>
       </w:pPr>
-      <w:r>
-        <w:rPr>
-          <w:rFonts w:ascii="Times New Roman" w:hAnsi="Times New Roman" w:cs="Times New Roman"/>
-        </w:rPr>
-        <w:t>State level federalism bills and bill success/location</w:t>
+      <w:hyperlink r:id="rId7" w:history="1">
+        <w:r>
+          <w:rPr>
+            <w:rStyle w:val="Hyperlink"/>
+            <w:rFonts w:ascii="Times New Roman" w:hAnsi="Times New Roman" w:cs="Times New Roman"/>
+          </w:rPr>
+          <w:t>https://archive.nytimes.com/fivethirtyeight.blogs.nytimes.com/2012/07/09/utah-very-republican-but-not-as-conservative-as-it-appears/</w:t>
+        </w:r>
+      </w:hyperlink>
+      <w:r>
+        <w:rPr>
+          <w:rFonts w:ascii="Times New Roman" w:hAnsi="Times New Roman" w:cs="Times New Roman"/>
+        </w:rPr>
+        <w:t xml:space="preserve"> </w:t>
       </w:r>
     </w:p>
     <w:p>
       <w:pPr>
-        <w:pStyle w:val="ListParagraph"/>
-        <w:numPr>
-          <w:ilvl w:val="2"/>
-          <w:numId w:val="1"/>
-        </w:numPr>
+        <w:spacing w:line="480" w:lineRule="auto"/>
         <w:rPr>
           <w:rFonts w:ascii="Times New Roman" w:hAnsi="Times New Roman" w:cs="Times New Roman"/>
         </w:rPr>
       </w:pPr>
-      <w:r>
-        <w:rPr>
-          <w:rFonts w:ascii="Times New Roman" w:hAnsi="Times New Roman" w:cs="Times New Roman"/>
-        </w:rPr>
-        <w:t>Focuses on one subject area</w:t>
-      </w:r>
-      <w:r>
-        <w:rPr>
-          <w:rFonts w:ascii="Times New Roman" w:hAnsi="Times New Roman" w:cs="Times New Roman"/>
-        </w:rPr>
-        <w:t>, with a bunch of control variables</w:t>
-      </w:r>
-    </w:p>
-    <w:p>
-      <w:pPr>
-        <w:pStyle w:val="ListParagraph"/>
-        <w:numPr>
-          <w:ilvl w:val="1"/>
-          <w:numId w:val="1"/>
-        </w:numPr>
-        <w:rPr>
-          <w:rFonts w:ascii="Times New Roman" w:hAnsi="Times New Roman" w:cs="Times New Roman"/>
-        </w:rPr>
-      </w:pPr>
-      <w:r>
-        <w:rPr>
-          <w:rFonts w:ascii="Times New Roman" w:hAnsi="Times New Roman" w:cs="Times New Roman"/>
-        </w:rPr>
-        <w:t>Sponsor characteristics still influential (major party, number of cosponsors) and institutional rules</w:t>
-      </w:r>
-    </w:p>
-    <w:p>
-      <w:pPr>
-        <w:pStyle w:val="ListParagraph"/>
-        <w:numPr>
-          <w:ilvl w:val="1"/>
-          <w:numId w:val="1"/>
-        </w:numPr>
-        <w:rPr>
-          <w:rFonts w:ascii="Times New Roman" w:hAnsi="Times New Roman" w:cs="Times New Roman"/>
-        </w:rPr>
-      </w:pPr>
-      <w:r>
-        <w:rPr>
-          <w:rFonts w:ascii="Times New Roman" w:hAnsi="Times New Roman" w:cs="Times New Roman"/>
-        </w:rPr>
-        <w:t>Control for resource availability (general fund revenue) between states</w:t>
-      </w:r>
-    </w:p>
-    <w:p>
-      <w:pPr>
-        <w:pStyle w:val="ListParagraph"/>
-        <w:numPr>
-          <w:ilvl w:val="1"/>
-          <w:numId w:val="1"/>
-        </w:numPr>
-        <w:rPr>
-          <w:rFonts w:ascii="Times New Roman" w:hAnsi="Times New Roman" w:cs="Times New Roman"/>
-        </w:rPr>
-      </w:pPr>
-      <w:r>
-        <w:rPr>
-          <w:rFonts w:ascii="Times New Roman" w:hAnsi="Times New Roman" w:cs="Times New Roman"/>
-        </w:rPr>
-        <w:t>State level v bill level</w:t>
-      </w:r>
-    </w:p>
-    <w:p>
-      <w:pPr>
-        <w:pStyle w:val="ListParagraph"/>
-        <w:numPr>
-          <w:ilvl w:val="0"/>
-          <w:numId w:val="1"/>
-        </w:numPr>
-        <w:rPr>
-          <w:rFonts w:ascii="Times New Roman" w:hAnsi="Times New Roman" w:cs="Times New Roman"/>
-        </w:rPr>
-      </w:pPr>
-      <w:r>
-        <w:rPr>
-          <w:rFonts w:ascii="Times New Roman" w:hAnsi="Times New Roman" w:cs="Times New Roman"/>
-        </w:rPr>
-        <w:t>Mention:</w:t>
-      </w:r>
-    </w:p>
-    <w:p>
-      <w:pPr>
-        <w:pStyle w:val="ListParagraph"/>
-        <w:numPr>
-          <w:ilvl w:val="1"/>
-          <w:numId w:val="1"/>
-        </w:numPr>
-        <w:rPr>
-          <w:rFonts w:ascii="Times New Roman" w:hAnsi="Times New Roman" w:cs="Times New Roman"/>
-        </w:rPr>
-      </w:pPr>
-      <w:r>
-        <w:rPr>
-          <w:rFonts w:ascii="Times New Roman" w:hAnsi="Times New Roman" w:cs="Times New Roman"/>
-        </w:rPr>
-        <w:t>Influencing characteristics:</w:t>
-      </w:r>
-    </w:p>
-    <w:p>
-      <w:pPr>
-        <w:pStyle w:val="ListParagraph"/>
-        <w:numPr>
-          <w:ilvl w:val="2"/>
-          <w:numId w:val="1"/>
-        </w:numPr>
-        <w:rPr>
-          <w:rFonts w:ascii="Times New Roman" w:hAnsi="Times New Roman" w:cs="Times New Roman"/>
-        </w:rPr>
-      </w:pPr>
-      <w:r>
-        <w:rPr>
-          <w:rFonts w:ascii="Times New Roman" w:hAnsi="Times New Roman" w:cs="Times New Roman"/>
-        </w:rPr>
-        <w:t>Gender</w:t>
-      </w:r>
-    </w:p>
-    <w:p>
-      <w:pPr>
-        <w:pStyle w:val="ListParagraph"/>
-        <w:numPr>
-          <w:ilvl w:val="2"/>
-          <w:numId w:val="1"/>
-        </w:numPr>
-        <w:rPr>
-          <w:rFonts w:ascii="Times New Roman" w:hAnsi="Times New Roman" w:cs="Times New Roman"/>
-        </w:rPr>
-      </w:pPr>
-      <w:r>
-        <w:rPr>
-          <w:rFonts w:ascii="Times New Roman" w:hAnsi="Times New Roman" w:cs="Times New Roman"/>
-        </w:rPr>
-        <w:t>Bipartisan support</w:t>
-      </w:r>
-    </w:p>
-    <w:p>
-      <w:pPr>
-        <w:pStyle w:val="ListParagraph"/>
-        <w:numPr>
-          <w:ilvl w:val="2"/>
-          <w:numId w:val="1"/>
-        </w:numPr>
-        <w:rPr>
-          <w:rFonts w:ascii="Times New Roman" w:hAnsi="Times New Roman" w:cs="Times New Roman"/>
-        </w:rPr>
-      </w:pPr>
-      <w:r>
-        <w:rPr>
-          <w:rFonts w:ascii="Times New Roman" w:hAnsi="Times New Roman" w:cs="Times New Roman"/>
-        </w:rPr>
-        <w:t>Lobbying/outside interest groups</w:t>
-      </w:r>
-    </w:p>
-    <w:p>
-      <w:pPr>
-        <w:pStyle w:val="ListParagraph"/>
-        <w:numPr>
-          <w:ilvl w:val="1"/>
-          <w:numId w:val="1"/>
-        </w:numPr>
-        <w:rPr>
-          <w:rFonts w:ascii="Times New Roman" w:hAnsi="Times New Roman" w:cs="Times New Roman"/>
-        </w:rPr>
-      </w:pPr>
-      <w:r>
-        <w:rPr>
-          <w:rFonts w:ascii="Times New Roman" w:hAnsi="Times New Roman" w:cs="Times New Roman"/>
-        </w:rPr>
-        <w:t>Logit models are the norm, with some natural language processing of bill content</w:t>
-      </w:r>
-    </w:p>
-    <w:p>
-      <w:pPr>
-        <w:pStyle w:val="ListParagraph"/>
-        <w:numPr>
-          <w:ilvl w:val="1"/>
-          <w:numId w:val="1"/>
-        </w:numPr>
-        <w:rPr>
-          <w:rFonts w:ascii="Times New Roman" w:hAnsi="Times New Roman" w:cs="Times New Roman"/>
-        </w:rPr>
-      </w:pPr>
-      <w:r>
-        <w:rPr>
-          <w:rFonts w:ascii="Times New Roman" w:hAnsi="Times New Roman" w:cs="Times New Roman"/>
-        </w:rPr>
-        <w:t xml:space="preserve">Usually singular subject across multiple states; </w:t>
-      </w:r>
-      <w:proofErr w:type="spellStart"/>
-      <w:r>
-        <w:rPr>
-          <w:rFonts w:ascii="Times New Roman" w:hAnsi="Times New Roman" w:cs="Times New Roman"/>
-        </w:rPr>
-        <w:t>im</w:t>
-      </w:r>
-      <w:proofErr w:type="spellEnd"/>
-      <w:r>
-        <w:rPr>
-          <w:rFonts w:ascii="Times New Roman" w:hAnsi="Times New Roman" w:cs="Times New Roman"/>
-        </w:rPr>
-        <w:t xml:space="preserve"> doing single state multiple subjects</w:t>
-      </w:r>
-    </w:p>
-    <w:p>
-      <w:pPr>
-        <w:rPr>
-          <w:rFonts w:ascii="Times New Roman" w:hAnsi="Times New Roman" w:cs="Times New Roman"/>
-        </w:rPr>
-      </w:pPr>
-      <w:r>
-        <w:rPr>
-          <w:rFonts w:ascii="Times New Roman" w:hAnsi="Times New Roman" w:cs="Times New Roman"/>
-        </w:rPr>
-        <w:t>Value Added: what am I contributing?</w:t>
-      </w:r>
-    </w:p>
-    <w:p>
-      <w:pPr>
-        <w:pStyle w:val="ListParagraph"/>
-        <w:numPr>
-          <w:ilvl w:val="0"/>
-          <w:numId w:val="1"/>
-        </w:numPr>
-        <w:rPr>
-          <w:rFonts w:ascii="Times New Roman" w:hAnsi="Times New Roman" w:cs="Times New Roman"/>
-        </w:rPr>
-      </w:pPr>
-      <w:r>
-        <w:rPr>
-          <w:rFonts w:ascii="Times New Roman" w:hAnsi="Times New Roman" w:cs="Times New Roman"/>
-        </w:rPr>
-        <w:t>Bill level of analysis: look at characteristics across bills in multiple sessions (10 years), various subjects,</w:t>
-      </w:r>
-      <w:r>
-        <w:rPr>
-          <w:rFonts w:ascii="Times New Roman" w:hAnsi="Times New Roman" w:cs="Times New Roman"/>
-        </w:rPr>
-        <w:t xml:space="preserve"> different bill-specific and sponsor-specific characteristics</w:t>
-      </w:r>
-    </w:p>
-    <w:p>
-      <w:pPr>
-        <w:pStyle w:val="ListParagraph"/>
-        <w:numPr>
-          <w:ilvl w:val="0"/>
-          <w:numId w:val="1"/>
-        </w:numPr>
-        <w:rPr>
-          <w:rFonts w:ascii="Times New Roman" w:hAnsi="Times New Roman" w:cs="Times New Roman"/>
-        </w:rPr>
-      </w:pPr>
-      <w:r>
-        <w:rPr>
-          <w:rFonts w:ascii="Times New Roman" w:hAnsi="Times New Roman" w:cs="Times New Roman"/>
-        </w:rPr>
-        <w:t>Single state: Utah is a special case study with its supermajority legislature and varying interests (agriculture and mining, tech shift, growing population). Controls for a lot of state-to-state analysis variables (set legislative rules, built-in system), and can capture some unique circumstances</w:t>
-      </w:r>
-      <w:r>
-        <w:rPr>
-          <w:rFonts w:ascii="Times New Roman" w:hAnsi="Times New Roman" w:cs="Times New Roman"/>
-        </w:rPr>
-        <w:t xml:space="preserve"> [CONTROL]</w:t>
-      </w:r>
-    </w:p>
-    <w:p>
-      <w:pPr>
-        <w:pStyle w:val="ListParagraph"/>
-        <w:numPr>
-          <w:ilvl w:val="0"/>
-          <w:numId w:val="1"/>
-        </w:numPr>
-        <w:rPr>
-          <w:rFonts w:ascii="Times New Roman" w:hAnsi="Times New Roman" w:cs="Times New Roman"/>
-        </w:rPr>
-      </w:pPr>
-      <w:r>
-        <w:rPr>
-          <w:rFonts w:ascii="Times New Roman" w:hAnsi="Times New Roman" w:cs="Times New Roman"/>
-        </w:rPr>
-        <w:t>Both overall success and bill location: done in previous literature, but with the different subjects it can capture if a bill</w:t>
-      </w:r>
-    </w:p>
-    <w:p>
-      <w:pPr>
-        <w:rPr>
-          <w:rFonts w:ascii="Times New Roman" w:hAnsi="Times New Roman" w:cs="Times New Roman"/>
-        </w:rPr>
-      </w:pPr>
-      <w:r>
-        <w:rPr>
-          <w:rFonts w:ascii="Times New Roman" w:hAnsi="Times New Roman" w:cs="Times New Roman"/>
-        </w:rPr>
-        <w:t>Road map: write as I go along lol</w:t>
-      </w:r>
-    </w:p>
-    <w:p>
-      <w:pPr>
-        <w:rPr>
-          <w:rFonts w:ascii="Times New Roman" w:hAnsi="Times New Roman" w:cs="Times New Roman"/>
-        </w:rPr>
-      </w:pPr>
-      <w:r>
-        <w:rPr>
-          <w:rFonts w:ascii="Times New Roman" w:hAnsi="Times New Roman" w:cs="Times New Roman"/>
-        </w:rPr>
-        <w:t>Hook: why is this interesting?</w:t>
-      </w:r>
-    </w:p>
-    <w:p>
-      <w:pPr>
-        <w:pStyle w:val="ListParagraph"/>
-        <w:numPr>
-          <w:ilvl w:val="0"/>
-          <w:numId w:val="1"/>
-        </w:numPr>
-        <w:rPr>
-          <w:rFonts w:ascii="Times New Roman" w:hAnsi="Times New Roman" w:cs="Times New Roman"/>
-        </w:rPr>
-      </w:pPr>
-      <w:r>
-        <w:rPr>
-          <w:rFonts w:ascii="Times New Roman" w:hAnsi="Times New Roman" w:cs="Times New Roman"/>
-        </w:rPr>
-        <w:t>Legislature is incredibly important: it determines the taxes you pay, the education taught in your schools, the roads you drive on, and what jobs you can get.</w:t>
-      </w:r>
-    </w:p>
-    <w:p>
-      <w:pPr>
-        <w:pStyle w:val="ListParagraph"/>
-        <w:numPr>
-          <w:ilvl w:val="1"/>
-          <w:numId w:val="1"/>
-        </w:numPr>
-        <w:rPr>
-          <w:rFonts w:ascii="Times New Roman" w:hAnsi="Times New Roman" w:cs="Times New Roman"/>
-        </w:rPr>
-      </w:pPr>
-      <w:r>
-        <w:rPr>
-          <w:rFonts w:ascii="Times New Roman" w:hAnsi="Times New Roman" w:cs="Times New Roman"/>
-        </w:rPr>
-        <w:t>Thus, it is important to understand what influences what policies are enacted</w:t>
-      </w:r>
-    </w:p>
-    <w:p>
-      <w:pPr>
-        <w:pStyle w:val="ListParagraph"/>
-        <w:numPr>
-          <w:ilvl w:val="1"/>
-          <w:numId w:val="1"/>
-        </w:numPr>
-        <w:rPr>
-          <w:rFonts w:ascii="Times New Roman" w:hAnsi="Times New Roman" w:cs="Times New Roman"/>
-        </w:rPr>
-      </w:pPr>
-      <w:r>
-        <w:rPr>
-          <w:rFonts w:ascii="Times New Roman" w:hAnsi="Times New Roman" w:cs="Times New Roman"/>
-        </w:rPr>
-        <w:t>Put a local focus on it; we are looking at Utah specific. Really hone in the impact</w:t>
-      </w:r>
-    </w:p>
-    <w:p>
-      <w:pPr>
-        <w:pStyle w:val="ListParagraph"/>
-        <w:numPr>
-          <w:ilvl w:val="0"/>
-          <w:numId w:val="1"/>
-        </w:numPr>
-        <w:rPr>
-          <w:rFonts w:ascii="Times New Roman" w:hAnsi="Times New Roman" w:cs="Times New Roman"/>
-        </w:rPr>
-      </w:pPr>
-      <w:r>
-        <w:rPr>
-          <w:rFonts w:ascii="Times New Roman" w:hAnsi="Times New Roman" w:cs="Times New Roman"/>
-        </w:rPr>
-        <w:t xml:space="preserve">Lots of research has been dedicated to this, both on national and state level. Things like sponsor characteristics, party lines, and institutional systems have been found to be relevant. </w:t>
-      </w:r>
-    </w:p>
-    <w:p>
-      <w:pPr>
-        <w:pStyle w:val="ListParagraph"/>
-        <w:numPr>
-          <w:ilvl w:val="1"/>
-          <w:numId w:val="1"/>
-        </w:numPr>
-        <w:rPr>
-          <w:rFonts w:ascii="Times New Roman" w:hAnsi="Times New Roman" w:cs="Times New Roman"/>
-        </w:rPr>
-      </w:pPr>
-      <w:r>
-        <w:rPr>
-          <w:rFonts w:ascii="Times New Roman" w:hAnsi="Times New Roman" w:cs="Times New Roman"/>
-        </w:rPr>
-        <w:t>Utah is a special case: Strong, longstanding Republican majority, strong economy transitioning from agriculture/mining to finance and tech</w:t>
-      </w:r>
-    </w:p>
-    <w:p>
-      <w:pPr>
-        <w:rPr>
-          <w:rFonts w:ascii="Times New Roman" w:hAnsi="Times New Roman" w:cs="Times New Roman"/>
-        </w:rPr>
-      </w:pPr>
+      <w:hyperlink r:id="rId8" w:history="1">
+        <w:r>
+          <w:rPr>
+            <w:rStyle w:val="Hyperlink"/>
+            <w:rFonts w:ascii="Times New Roman" w:hAnsi="Times New Roman" w:cs="Times New Roman"/>
+          </w:rPr>
+          <w:t>https://le.utah.gov/asp/roster/roster.asp</w:t>
+        </w:r>
+      </w:hyperlink>
+      <w:r>
+        <w:rPr>
+          <w:rFonts w:ascii="Times New Roman" w:hAnsi="Times New Roman" w:cs="Times New Roman"/>
+        </w:rPr>
+        <w:t xml:space="preserve"> </w:t>
+      </w:r>
     </w:p>
     <w:sectPr>
       <w:pgSz w:w="12240" w:h="15840"/>
@@ -2121,6 +2213,29 @@
       <w:spacing w:val="5"/>
     </w:rPr>
   </w:style>
+  <w:style w:type="character" w:styleId="Hyperlink">
+    <w:name w:val="Hyperlink"/>
+    <w:basedOn w:val="DefaultParagraphFont"/>
+    <w:uiPriority w:val="99"/>
+    <w:unhideWhenUsed/>
+    <w:rsid w:val="00844DEF"/>
+    <w:rPr>
+      <w:color w:val="467886" w:themeColor="hyperlink"/>
+      <w:u w:val="single"/>
+    </w:rPr>
+  </w:style>
+  <w:style w:type="character" w:styleId="UnresolvedMention">
+    <w:name w:val="Unresolved Mention"/>
+    <w:basedOn w:val="DefaultParagraphFont"/>
+    <w:uiPriority w:val="99"/>
+    <w:semiHidden/>
+    <w:unhideWhenUsed/>
+    <w:rsid w:val="00844DEF"/>
+    <w:rPr>
+      <w:color w:val="605E5C"/>
+      <w:shd w:val="clear" w:color="auto" w:fill="E1DFDD"/>
+    </w:rPr>
+  </w:style>
 </w:styles>
 </file>
 
